--- a/Devops_Assignment1.docx
+++ b/Devops_Assignment1.docx
@@ -9,36 +9,12 @@
     </w:p>
     <w:p>
       <w:r>
-        <w:t xml:space="preserve">Create a directory named </w:t>
-      </w:r>
-      <w:proofErr w:type="spellStart"/>
-      <w:r>
-        <w:t>test_dir</w:t>
-      </w:r>
-      <w:proofErr w:type="spellEnd"/>
-      <w:r>
-        <w:t xml:space="preserve"> using </w:t>
-      </w:r>
-      <w:proofErr w:type="spellStart"/>
-      <w:r>
-        <w:t>mkdir</w:t>
-      </w:r>
-      <w:proofErr w:type="spellEnd"/>
-      <w:r>
-        <w:t>.</w:t>
-      </w:r>
-    </w:p>
-    <w:p>
-      <w:r>
-        <w:t xml:space="preserve">Inside </w:t>
-      </w:r>
-      <w:proofErr w:type="spellStart"/>
-      <w:r>
-        <w:t>test_dir</w:t>
-      </w:r>
-      <w:proofErr w:type="spellEnd"/>
-      <w:r>
-        <w:t>, create an empty file called example.txt.</w:t>
+        <w:t>Create a directory named test_dir using mkdir.</w:t>
+      </w:r>
+    </w:p>
+    <w:p>
+      <w:r>
+        <w:t>Inside test_dir, create an empty file called example.txt.</w:t>
       </w:r>
     </w:p>
     <w:p>
@@ -52,23 +28,7 @@
         <w:t xml:space="preserve">I </w:t>
       </w:r>
       <w:r>
-        <w:t xml:space="preserve">created a directory named </w:t>
-      </w:r>
-      <w:proofErr w:type="spellStart"/>
-      <w:r>
-        <w:t>test_dir</w:t>
-      </w:r>
-      <w:proofErr w:type="spellEnd"/>
-      <w:r>
-        <w:t xml:space="preserve"> using the </w:t>
-      </w:r>
-      <w:proofErr w:type="spellStart"/>
-      <w:r>
-        <w:t>mkdir</w:t>
-      </w:r>
-      <w:proofErr w:type="spellEnd"/>
-      <w:r>
-        <w:t xml:space="preserve"> command. Inside this directory, I created an empty file named example.txt using the touch command. I then renamed the file to renamed_example.txt using the mv command.</w:t>
+        <w:t>created a directory named test_dir using the mkdir command. Inside this directory, I created an empty file named example.txt using the touch command. I then renamed the file to renamed_example.txt using the mv command.</w:t>
       </w:r>
     </w:p>
     <w:p/>
@@ -335,50 +295,18 @@
     </w:p>
     <w:p>
       <w:r>
-        <w:t xml:space="preserve">Compress the </w:t>
-      </w:r>
-      <w:proofErr w:type="spellStart"/>
-      <w:r>
-        <w:t>test_dir</w:t>
-      </w:r>
-      <w:proofErr w:type="spellEnd"/>
-      <w:r>
-        <w:t xml:space="preserve"> directory into a file named test_dir.zip using zip.</w:t>
-      </w:r>
-    </w:p>
-    <w:p>
-      <w:r>
-        <w:t xml:space="preserve">Unzip test_dir.zip into a new directory named </w:t>
-      </w:r>
-      <w:proofErr w:type="spellStart"/>
-      <w:r>
-        <w:t>unzipped_dir</w:t>
-      </w:r>
-      <w:proofErr w:type="spellEnd"/>
-      <w:r>
-        <w:t>.</w:t>
-      </w:r>
-    </w:p>
-    <w:p/>
-    <w:p>
-      <w:r>
-        <w:t xml:space="preserve">I compressed the </w:t>
-      </w:r>
-      <w:proofErr w:type="spellStart"/>
-      <w:r>
-        <w:t>test_dir</w:t>
-      </w:r>
-      <w:proofErr w:type="spellEnd"/>
-      <w:r>
-        <w:t xml:space="preserve"> directory into a ZIP file named test_dir.zip. After that, I created a new directory named </w:t>
-      </w:r>
-      <w:proofErr w:type="spellStart"/>
-      <w:r>
-        <w:t>unzipped_dir</w:t>
-      </w:r>
-      <w:proofErr w:type="spellEnd"/>
-      <w:r>
-        <w:t xml:space="preserve"> and extracted the ZIP file into it.</w:t>
+        <w:t>Compress the test_dir directory into a file named test_dir.zip using zip.</w:t>
+      </w:r>
+    </w:p>
+    <w:p>
+      <w:r>
+        <w:t>Unzip test_dir.zip into a new directory named unzipped_dir.</w:t>
+      </w:r>
+    </w:p>
+    <w:p/>
+    <w:p>
+      <w:r>
+        <w:t>I compressed the test_dir directory into a ZIP file named test_dir.zip. After that, I created a new directory named unzipped_dir and extracted the ZIP file into it.</w:t>
       </w:r>
     </w:p>
     <w:p>
@@ -453,15 +381,7 @@
     </w:p>
     <w:p>
       <w:r>
-        <w:t xml:space="preserve">Use </w:t>
-      </w:r>
-      <w:proofErr w:type="spellStart"/>
-      <w:r>
-        <w:t>wget</w:t>
-      </w:r>
-      <w:proofErr w:type="spellEnd"/>
-      <w:r>
-        <w:t xml:space="preserve"> to download a file from a URL (e.g., </w:t>
+        <w:t xml:space="preserve">Use wget to download a file from a URL (e.g., </w:t>
       </w:r>
       <w:hyperlink r:id="rId9" w:history="1">
         <w:r>
@@ -478,29 +398,13 @@
     <w:p/>
     <w:p>
       <w:r>
-        <w:t xml:space="preserve">I used the </w:t>
-      </w:r>
-      <w:proofErr w:type="spellStart"/>
-      <w:r>
-        <w:t>wget</w:t>
-      </w:r>
-      <w:proofErr w:type="spellEnd"/>
-      <w:r>
-        <w:t xml:space="preserve"> command to download a file from the internet using its URL. The downloaded file was saved in the current working directory.</w:t>
+        <w:t>I used the wget command to download a file from the internet using its URL. The downloaded file was saved in the current working directory.</w:t>
       </w:r>
     </w:p>
     <w:p>
       <w:r>
         <w:lastRenderedPageBreak/>
-        <w:t xml:space="preserve">The </w:t>
-      </w:r>
-      <w:proofErr w:type="spellStart"/>
-      <w:r>
-        <w:t>wget</w:t>
-      </w:r>
-      <w:proofErr w:type="spellEnd"/>
-      <w:r>
-        <w:t xml:space="preserve"> command is commonly used in Linux to download files directly from the command line.</w:t>
+        <w:t>The wget command is commonly used in Linux to download files directly from the command line.</w:t>
       </w:r>
     </w:p>
     <w:p/>
@@ -571,15 +475,7 @@
     </w:p>
     <w:p>
       <w:r>
-        <w:t xml:space="preserve">Create a file named secure.txt and change its permissions to read-only for everyone using </w:t>
-      </w:r>
-      <w:proofErr w:type="spellStart"/>
-      <w:r>
-        <w:t>chmod</w:t>
-      </w:r>
-      <w:proofErr w:type="spellEnd"/>
-      <w:r>
-        <w:t>.</w:t>
+        <w:t>Create a file named secure.txt and change its permissions to read-only for everyone using chmod.</w:t>
       </w:r>
     </w:p>
     <w:p/>
@@ -590,15 +486,7 @@
     </w:p>
     <w:p>
       <w:r>
-        <w:t xml:space="preserve">The </w:t>
-      </w:r>
-      <w:proofErr w:type="spellStart"/>
-      <w:r>
-        <w:t>chmod</w:t>
-      </w:r>
-      <w:proofErr w:type="spellEnd"/>
-      <w:r>
-        <w:t xml:space="preserve"> command is used to change file permissions in Linux. By setting the permission to 444, the file can be read but cannot be modified or executed.</w:t>
+        <w:t>The chmod command is used to change file permissions in Linux. By setting the permission to 444, the file can be read but cannot be modified or executed.</w:t>
       </w:r>
     </w:p>
     <w:p/>
@@ -676,15 +564,7 @@
     <w:p/>
     <w:p>
       <w:r>
-        <w:t xml:space="preserve">I created an environment variable named MY_VAR and assigned it the value Hello, </w:t>
-      </w:r>
-      <w:proofErr w:type="gramStart"/>
-      <w:r>
-        <w:t>Linux!.</w:t>
-      </w:r>
-      <w:proofErr w:type="gramEnd"/>
-      <w:r>
-        <w:t xml:space="preserve"> I then checked the variable to make sure the value was stored correctly.</w:t>
+        <w:t>I created an environment variable named MY_VAR and assigned it the value Hello, Linux!. I then checked the variable to make sure the value was stored correctly.</w:t>
       </w:r>
     </w:p>
     <w:p>
@@ -749,6 +629,18 @@
             </a:graphic>
           </wp:inline>
         </w:drawing>
+      </w:r>
+    </w:p>
+    <w:p/>
+    <w:p>
+      <w:r>
+        <w:t xml:space="preserve">Github: </w:t>
+      </w:r>
+      <w:r>
+        <w:t>https://github.com/Bobooo404/Devops</w:t>
+      </w:r>
+      <w:r>
+        <w:t>.</w:t>
       </w:r>
     </w:p>
     <w:sectPr>
